--- a/audit-server/Audit Server 셋업 가이드.docx
+++ b/audit-server/Audit Server 셋업 가이드.docx
@@ -215,6 +215,87 @@
       </w:tr>
     </w:tbl>
     <w:p/>
+    <w:p>
+      <w:pPr>
+        <w:pBdr>
+          <w:bottom w:val="single" w:color="BFDBFE" w:sz="2" w:space="1"/>
+        </w:pBdr>
+        <w:spacing w:after="120" w:before="0"/>
+      </w:pPr>
+      <w:r>
+        <w:rPr>
+          <w:rFonts w:ascii="Arial" w:cs="Arial" w:eastAsia="Arial" w:hAnsi="Arial"/>
+          <w:b/>
+          <w:bCs/>
+          <w:color w:val="1E3A5F"/>
+          <w:sz w:val="24"/>
+          <w:szCs w:val="24"/>
+        </w:rPr>
+        <w:t xml:space="preserve">시스템 아키텍처</w:t>
+      </w:r>
+    </w:p>
+    <w:p>
+      <w:pPr>
+        <w:spacing w:after="120" w:before="120"/>
+      </w:pPr>
+      <w:r>
+        <w:drawing>
+          <wp:inline distT="0" distB="0" distL="0" distR="0">
+            <wp:extent cx="4953000" cy="3305175"/>
+            <wp:effectExtent t="0" r="0" b="0" l="0"/>
+            <wp:docPr id="1" name="screenshot" descr="screenshot" title="screenshot"/>
+            <wp:cNvGraphicFramePr>
+              <a:graphicFrameLocks xmlns:a="http://schemas.openxmlformats.org/drawingml/2006/main" noChangeAspect="1"/>
+            </wp:cNvGraphicFramePr>
+            <a:graphic xmlns:a="http://schemas.openxmlformats.org/drawingml/2006/main">
+              <a:graphicData uri="http://schemas.openxmlformats.org/drawingml/2006/picture">
+                <pic:pic xmlns:pic="http://schemas.openxmlformats.org/drawingml/2006/picture">
+                  <pic:nvPicPr>
+                    <pic:cNvPr id="0" name="" descr=""/>
+                    <pic:cNvPicPr>
+                      <a:picLocks noChangeAspect="1" noChangeArrowheads="1"/>
+                    </pic:cNvPicPr>
+                  </pic:nvPicPr>
+                  <pic:blipFill>
+                    <a:blip r:embed="rId9" cstate="none"/>
+                    <a:srcRect/>
+                    <a:stretch>
+                      <a:fillRect/>
+                    </a:stretch>
+                  </pic:blipFill>
+                  <pic:spPr bwMode="auto">
+                    <a:xfrm>
+                      <a:off x="0" y="0"/>
+                      <a:ext cx="4953000" cy="3305175"/>
+                    </a:xfrm>
+                    <a:prstGeom prst="rect">
+                      <a:avLst/>
+                    </a:prstGeom>
+                  </pic:spPr>
+                </pic:pic>
+              </a:graphicData>
+            </a:graphic>
+          </wp:inline>
+        </w:drawing>
+      </w:r>
+    </w:p>
+    <w:p>
+      <w:pPr>
+        <w:spacing w:after="200" w:before="60"/>
+        <w:jc w:val="center"/>
+      </w:pPr>
+      <w:r>
+        <w:rPr>
+          <w:rFonts w:ascii="Arial" w:cs="Arial" w:eastAsia="Arial" w:hAnsi="Arial"/>
+          <w:i/>
+          <w:iCs/>
+          <w:color w:val="6B7280"/>
+          <w:sz w:val="18"/>
+          <w:szCs w:val="18"/>
+        </w:rPr>
+        <w:t xml:space="preserve">▲ Claude Code → Managed Hook → Fly.io 감사 서버 → PostgreSQL 전체 흐름</w:t>
+      </w:r>
+    </w:p>
     <w:p/>
     <w:p>
       <w:pPr>
@@ -2609,7 +2690,7 @@
               </w:rPr>
               <w:t xml:space="preserve">접속 URL: </w:t>
             </w:r>
-            <w:hyperlink w:history="1" r:id="rIdjuivjekbhnex1seya5gu7">
+            <w:hyperlink w:history="1" r:id="rIdokmv7m3ftivivwgmtmhou">
               <w:r>
                 <w:rPr>
                   <w:rFonts w:ascii="Arial" w:cs="Arial" w:eastAsia="Arial" w:hAnsi="Arial"/>
@@ -2663,7 +2744,7 @@
                     </pic:cNvPicPr>
                   </pic:nvPicPr>
                   <pic:blipFill>
-                    <a:blip r:embed="rId9" cstate="none"/>
+                    <a:blip r:embed="rId10" cstate="none"/>
                     <a:srcRect/>
                     <a:stretch>
                       <a:fillRect/>
@@ -2872,7 +2953,7 @@
                     </pic:cNvPicPr>
                   </pic:nvPicPr>
                   <pic:blipFill>
-                    <a:blip r:embed="rId10" cstate="none"/>
+                    <a:blip r:embed="rId11" cstate="none"/>
                     <a:srcRect/>
                     <a:stretch>
                       <a:fillRect/>
